--- a/Bases de Datos II/Kit docente/Clase 10/Solucion Taller Clase 10 - VetCare.docx
+++ b/Bases de Datos II/Kit docente/Clase 10/Solucion Taller Clase 10 - VetCare.docx
@@ -4240,7 +4240,7 @@
           <w:color w:val="4A4A49"/>
           <w:sz w:val="22"/>
         </w:rPr>
-        <w:t xml:space="preserve"> permite lecturas sucias, en ningun nivel. Aqui las dos lecturas son veraces. Confundir esto lleva directo a marcar mal la opcion de </w:t>
+        <w:t xml:space="preserve"> permite lecturas sucias, en ningun nivel. Aqui las dos lecturas son correctas. Confundir esto lleva directo a marcar mal la opcion de </w:t>
       </w:r>
       <w:r>
         <w:rPr>
